--- a/DEFINITIVA/capitolo dodicesimo testo.docx
+++ b/DEFINITIVA/capitolo dodicesimo testo.docx
@@ -13,6 +13,8 @@
           <w:szCs w:val="28"/>
         </w:rPr>
       </w:pPr>
+      <w:bookmarkStart w:id="0" w:name="_GoBack"/>
+      <w:bookmarkEnd w:id="0"/>
       <w:r>
         <w:rPr>
           <w:rFonts w:ascii="Bookman Old Style" w:hAnsi="Bookman Old Style" w:cs="Times New Roman"/>
@@ -1438,8 +1440,6 @@
         </w:rPr>
         <w:t xml:space="preserve">. On </w:t>
       </w:r>
-      <w:bookmarkStart w:id="0" w:name="_GoBack"/>
-      <w:bookmarkEnd w:id="0"/>
       <w:proofErr w:type="spellStart"/>
       <w:r>
         <w:rPr>
@@ -2945,7 +2945,7 @@
       <w:footerReference w:type="default" r:id="rId9"/>
       <w:pgSz w:w="11906" w:h="16838"/>
       <w:pgMar w:top="2552" w:right="1134" w:bottom="1134" w:left="1134" w:header="709" w:footer="709" w:gutter="1134"/>
-      <w:pgNumType w:start="50"/>
+      <w:pgNumType w:start="51"/>
       <w:cols w:space="708"/>
       <w:docGrid w:linePitch="360"/>
     </w:sectPr>
@@ -3008,7 +3008,7 @@
           <w:rPr>
             <w:noProof/>
           </w:rPr>
-          <w:t>51</w:t>
+          <w:t>52</w:t>
         </w:r>
         <w:r>
           <w:fldChar w:fldCharType="end"/>
@@ -3619,6 +3619,7 @@
   <w:style w:type="character" w:default="1" w:styleId="Carpredefinitoparagrafo">
     <w:name w:val="Default Paragraph Font"/>
     <w:uiPriority w:val="1"/>
+    <w:semiHidden/>
     <w:unhideWhenUsed/>
   </w:style>
   <w:style w:type="table" w:default="1" w:styleId="Tabellanormale">
@@ -4009,7 +4010,7 @@
 </file>
 
 <file path=customXml/itemProps1.xml><?xml version="1.0" encoding="utf-8"?>
-<ds:datastoreItem xmlns:ds="http://schemas.openxmlformats.org/officeDocument/2006/customXml" ds:itemID="{DBB2A40B-CF00-4EDC-B139-4DFB6137659B}">
+<ds:datastoreItem xmlns:ds="http://schemas.openxmlformats.org/officeDocument/2006/customXml" ds:itemID="{D19207AA-F9FC-4106-8A7E-27905DBB49BC}">
   <ds:schemaRefs>
     <ds:schemaRef ds:uri="http://schemas.openxmlformats.org/officeDocument/2006/bibliography"/>
   </ds:schemaRefs>
